--- a/frontend/word-documents/4 AUTHENTICATION AUTHORZATION.docx
+++ b/frontend/word-documents/4 AUTHENTICATION AUTHORZATION.docx
@@ -14,41 +14,6 @@
           <w:b/>
           <w:bCs/>
         </w:rPr>
-        <w:t>Gemini said</w:t>
-      </w:r>
-    </w:p>
-    <w:p>
-      <w:r>
-        <w:t xml:space="preserve">This fourth document, </w:t>
-      </w:r>
-      <w:r>
-        <w:rPr>
-          <w:b/>
-          <w:bCs/>
-        </w:rPr>
-        <w:t>"Authentication &amp; Authorization Technical Specification,"</w:t>
-      </w:r>
-      <w:r>
-        <w:t xml:space="preserve"> focuses on how the app secures user data and controls who can see which pages. It details the "lock and key" system (JWT) and the "bouncer" logic (Protected Routes).</w:t>
-      </w:r>
-    </w:p>
-    <w:p>
-      <w:r>
-        <w:t>Here is a clear explanation:</w:t>
-      </w:r>
-    </w:p>
-    <w:p>
-      <w:pPr>
-        <w:rPr>
-          <w:b/>
-          <w:bCs/>
-        </w:rPr>
-      </w:pPr>
-      <w:r>
-        <w:rPr>
-          <w:b/>
-          <w:bCs/>
-        </w:rPr>
         <w:t>1. The Token Strategy (The "Keys")</w:t>
       </w:r>
     </w:p>
@@ -192,7 +157,7 @@
     <w:p>
       <w:r>
         <w:pict w14:anchorId="1FDABA04">
-          <v:rect id="_x0000_i1037" style="width:0;height:1.5pt" o:hralign="center" o:hrstd="t" o:hr="t" fillcolor="#a0a0a0" stroked="f"/>
+          <v:rect id="_x0000_i1025" style="width:0;height:1.5pt" o:hralign="center" o:hrstd="t" o:hr="t" fillcolor="#a0a0a0" stroked="f"/>
         </w:pict>
       </w:r>
     </w:p>
@@ -282,7 +247,7 @@
     <w:p>
       <w:r>
         <w:pict w14:anchorId="251EDF9B">
-          <v:rect id="_x0000_i1038" style="width:0;height:1.5pt" o:hralign="center" o:hrstd="t" o:hr="t" fillcolor="#a0a0a0" stroked="f"/>
+          <v:rect id="_x0000_i1026" style="width:0;height:1.5pt" o:hralign="center" o:hrstd="t" o:hr="t" fillcolor="#a0a0a0" stroked="f"/>
         </w:pict>
       </w:r>
     </w:p>
@@ -385,7 +350,15 @@
         <w:t>The Hard Exit:</w:t>
       </w:r>
       <w:r>
-        <w:t xml:space="preserve"> If the Refresh Token is also expired (after 7 days), the app runs a forceLogout(). This clears all your local data (localStorage.clear()) and sends you straight to the login screen.</w:t>
+        <w:t xml:space="preserve"> If the Refresh Token is also expired (after 7 days), the app runs a </w:t>
+      </w:r>
+      <w:proofErr w:type="gramStart"/>
+      <w:r>
+        <w:t>forceLogout(</w:t>
+      </w:r>
+      <w:proofErr w:type="gramEnd"/>
+      <w:r>
+        <w:t>). This clears all your local data (localStorage.clear()) and sends you straight to the login screen.</w:t>
       </w:r>
     </w:p>
     <w:p/>
@@ -1391,6 +1364,7 @@
   <w:style w:type="character" w:default="1" w:styleId="DefaultParagraphFont">
     <w:name w:val="Default Paragraph Font"/>
     <w:uiPriority w:val="1"/>
+    <w:semiHidden/>
     <w:unhideWhenUsed/>
   </w:style>
   <w:style w:type="table" w:default="1" w:styleId="TableNormal">
